--- a/dosyalar/etkinlikler/9-sinif/arapca-9-sinif-etkinlikler.docx
+++ b/dosyalar/etkinlikler/9-sinif/arapca-9-sinif-etkinlikler.docx
@@ -4319,7 +4319,7 @@
                 <w:szCs w:val="32"/>
                 <w:rtl/>
               </w:rPr>
-              <w:t xml:space="preserve">اَلْجَدْوَلُ الدِّرَاسِيُّ</w:t>
+              <w:t xml:space="preserve">اَلجَدْوَلُ الدِّرَاسِيُّ</w:t>
             </w:r>
           </w:p>
           <w:p>
@@ -4369,7 +4369,7 @@
                 <w:szCs w:val="32"/>
                 <w:rtl/>
               </w:rPr>
-              <w:t xml:space="preserve">اَلْحِصَّةُ الْأُولَى</w:t>
+              <w:t xml:space="preserve">اَلحِصَّةُ الأُولَى</w:t>
             </w:r>
           </w:p>
           <w:p>
@@ -4419,7 +4419,7 @@
                 <w:szCs w:val="32"/>
                 <w:rtl/>
               </w:rPr>
-              <w:t xml:space="preserve">اَلِاسْتِرَاحَةُ</w:t>
+              <w:t xml:space="preserve">اَلاسْتِرَاحَةُ</w:t>
             </w:r>
           </w:p>
           <w:p>
@@ -4469,7 +4469,7 @@
                 <w:szCs w:val="32"/>
                 <w:rtl/>
               </w:rPr>
-              <w:t xml:space="preserve">اَللُّغَةُ الْعَرَبِيَّةُ</w:t>
+              <w:t xml:space="preserve">اَللُّغَةُ العَرَبِيَّةُ</w:t>
             </w:r>
           </w:p>
           <w:p>
@@ -4524,7 +4524,7 @@
                 <w:szCs w:val="32"/>
                 <w:rtl/>
               </w:rPr>
-              <w:t xml:space="preserve">اَلرِّيَاضِيَّاتُ</w:t>
+              <w:t xml:space="preserve">اَلرِّيَاضِيَّاتُ</w:t>
             </w:r>
           </w:p>
           <w:p>
@@ -4574,7 +4574,7 @@
                 <w:szCs w:val="32"/>
                 <w:rtl/>
               </w:rPr>
-              <w:t xml:space="preserve">اَلْعُلُومُ</w:t>
+              <w:t xml:space="preserve">اَلعُلُومُ</w:t>
             </w:r>
           </w:p>
           <w:p>
@@ -4624,7 +4624,7 @@
                 <w:szCs w:val="32"/>
                 <w:rtl/>
               </w:rPr>
-              <w:t xml:space="preserve">اَلتَّارِيخُ</w:t>
+              <w:t xml:space="preserve">اَلتَّارِيخُ</w:t>
             </w:r>
           </w:p>
           <w:p>
@@ -4674,7 +4674,7 @@
                 <w:szCs w:val="32"/>
                 <w:rtl/>
               </w:rPr>
-              <w:t xml:space="preserve">اَلْجُغْرَافْيَا</w:t>
+              <w:t xml:space="preserve">اَلجُغْرَافْيَا</w:t>
             </w:r>
           </w:p>
           <w:p>
@@ -4729,7 +4729,7 @@
                 <w:szCs w:val="32"/>
                 <w:rtl/>
               </w:rPr>
-              <w:t xml:space="preserve">اَلتَّرْبِيَةُ الْبَدَنِيَّةُ</w:t>
+              <w:t xml:space="preserve">اَلتَّرْبِيَةُ البَدَنِيَّةُ</w:t>
             </w:r>
           </w:p>
           <w:p>
@@ -4779,7 +4779,7 @@
                 <w:szCs w:val="32"/>
                 <w:rtl/>
               </w:rPr>
-              <w:t xml:space="preserve">يَوْمُ الِاثْنَيْنِ</w:t>
+              <w:t xml:space="preserve">يَوْمُ الاثْنَيْنِ</w:t>
             </w:r>
           </w:p>
           <w:p>
@@ -4829,7 +4829,7 @@
                 <w:szCs w:val="32"/>
                 <w:rtl/>
               </w:rPr>
-              <w:t xml:space="preserve">يَوْمُ الْأَرْبِعَاءِ</w:t>
+              <w:t xml:space="preserve">يَوْمُ الأَرْبِعَاءِ</w:t>
             </w:r>
           </w:p>
           <w:p>
@@ -4879,7 +4879,7 @@
                 <w:szCs w:val="32"/>
                 <w:rtl/>
               </w:rPr>
-              <w:t xml:space="preserve">بَعْدَ الظُّهْرِ</w:t>
+              <w:t xml:space="preserve">بَعْدَ الظُّهْرِ</w:t>
             </w:r>
           </w:p>
           <w:p>
@@ -5348,7 +5348,7 @@
                 <w:szCs w:val="32"/>
                 <w:rtl/>
               </w:rPr>
-              <w:t xml:space="preserve">فِي الصَّفِّ</w:t>
+              <w:t xml:space="preserve">فِي الصَّفِّ</w:t>
             </w:r>
           </w:p>
           <w:p>
@@ -5366,7 +5366,7 @@
                 <w:szCs w:val="30"/>
                 <w:rtl/>
               </w:rPr>
-              <w:t xml:space="preserve">أَحْمَدُ : اَلسَّلَامُ عَلَيْكُمْ يَا خَالِدُ ، مَاذَا نَدْرُسُ فِي الْحِصَّةِ الثَّانِيَةِ ؟</w:t>
+              <w:t xml:space="preserve">أَحْمَد : اَلسَّلَامُ عَلَيْكُمْ يَا خَالِد ، مَاذَا نَدْرُسُ فِي الحِصَّةِ الثَّانِيَةِ ؟</w:t>
             </w:r>
           </w:p>
           <w:p>
@@ -5384,7 +5384,7 @@
                 <w:szCs w:val="30"/>
                 <w:rtl/>
               </w:rPr>
-              <w:t xml:space="preserve">خَالِدٌ : وَعَلَيْكُمُ السَّلَامُ ، نَدْرُسُ اللُّغَةَ الْعَرَبِيَّةَ لِأَنَّ الْيَوْمَ يَوْمُ الِاثْنَيْنِ.</w:t>
+              <w:t xml:space="preserve">خَالِد : وَعَلَيْكُمُ السَّلَامُ ، نَدْرُسُ اللُّغَةَ العَرَبِيَّةَ لِأَنَّ اليَوْمَ يَوْمُ الاثْنَيْنِ.</w:t>
             </w:r>
           </w:p>
           <w:p>
@@ -5402,7 +5402,7 @@
                 <w:szCs w:val="30"/>
                 <w:rtl/>
               </w:rPr>
-              <w:t xml:space="preserve">أَحْمَدُ : وَمَتَى دَرْسُ الرِّيَاضِيَّاتِ ؟</w:t>
+              <w:t xml:space="preserve">أَحْمَد : وَمَتَى دَرْسُ الرِّيَاضِيَّاتِ ؟</w:t>
             </w:r>
           </w:p>
           <w:p>
@@ -5420,7 +5420,7 @@
                 <w:szCs w:val="30"/>
                 <w:rtl/>
               </w:rPr>
-              <w:t xml:space="preserve">خَالِدٌ : دَرْسُ الرِّيَاضِيَّاتِ فِي الْحِصَّةِ الرَّابِعَةِ بَعْدَ الِاسْتِرَاحَةِ.</w:t>
+              <w:t xml:space="preserve">خَالِد : دَرْسُ الرِّيَاضِيَّاتِ فِي الحِصَّةِ الرَّابِعَةِ بَعْدَ الاسْتِرَاحَةِ.</w:t>
             </w:r>
           </w:p>
           <w:p>
@@ -5438,7 +5438,7 @@
                 <w:szCs w:val="30"/>
                 <w:rtl/>
               </w:rPr>
-              <w:t xml:space="preserve">أَحْمَدُ : وَكَمْ حِصَّةً عِنْدَنَا يَوْمَ الْخَمِيسِ ؟</w:t>
+              <w:t xml:space="preserve">أَحْمَد : وَكَمْ حِصَّةً عِنْدَنَا يَوْمَ الخَمِيسِ ؟</w:t>
             </w:r>
           </w:p>
           <w:p>
@@ -5456,7 +5456,7 @@
                 <w:szCs w:val="30"/>
                 <w:rtl/>
               </w:rPr>
-              <w:t xml:space="preserve">خَالِدٌ : عِنْدَنَا سِتُّ حِصَصٍ ، وَالْحِصَّةُ الْأَخِيرَةُ هِيَ التَّرْبِيَةُ الْبَدَنِيَّةُ.</w:t>
+              <w:t xml:space="preserve">خَالِد : عِنْدَنَا سِتُّ حِصَصٍ ، وَالْحِصَّةُ الأَخِيرَةُ هِيَ التَّرْبِيَةُ البَدَنِيَّةُ.</w:t>
             </w:r>
           </w:p>
           <w:p>
@@ -5474,7 +5474,7 @@
                 <w:szCs w:val="30"/>
                 <w:rtl/>
               </w:rPr>
-              <w:t xml:space="preserve">أَحْمَدُ : شُكْرًا لَكَ ، اَلْآنَ جَدْوَلِي كَامِلٌ.</w:t>
+              <w:t xml:space="preserve">أَحْمَد : شُكْرًا لَكَ ، اَلآنَ جَدْوَلِي كَامِلٌ.</w:t>
             </w:r>
           </w:p>
         </w:tc>
@@ -5648,7 +5648,7 @@
                 <w:sz w:val="18"/>
                 <w:szCs w:val="18"/>
               </w:rPr>
-              <w:t xml:space="preserve">اَلِاثْنَيْنِ</w:t>
+              <w:t xml:space="preserve">اَلاثْنَيْنِ</w:t>
             </w:r>
           </w:p>
         </w:tc>
@@ -5680,7 +5680,7 @@
                 <w:sz w:val="18"/>
                 <w:szCs w:val="18"/>
               </w:rPr>
-              <w:t xml:space="preserve">اَلثُّلَاثَاءُ</w:t>
+              <w:t xml:space="preserve">اَلثُّلَاثَاءُ</w:t>
             </w:r>
           </w:p>
         </w:tc>
@@ -5712,7 +5712,7 @@
                 <w:sz w:val="18"/>
                 <w:szCs w:val="18"/>
               </w:rPr>
-              <w:t xml:space="preserve">اَلْأَرْبِعَاءُ</w:t>
+              <w:t xml:space="preserve">اَلأَرْبِعَاءُ</w:t>
             </w:r>
           </w:p>
         </w:tc>
@@ -5744,7 +5744,7 @@
                 <w:sz w:val="18"/>
                 <w:szCs w:val="18"/>
               </w:rPr>
-              <w:t xml:space="preserve">اَلْخَمِيسُ</w:t>
+              <w:t xml:space="preserve">اَلخَمِيسُ</w:t>
             </w:r>
           </w:p>
         </w:tc>
@@ -6798,7 +6798,7 @@
                 <w:szCs w:val="32"/>
                 <w:rtl/>
               </w:rPr>
-              <w:t xml:space="preserve">مَاذَا نَدْرُسُ فِي الْحِصَّةِ الثَّالِثَةِ ؟</w:t>
+              <w:t xml:space="preserve">مَاذَا نَدْرُسُ فِي الحِصَّةِ الثَّالِثَةِ ؟</w:t>
             </w:r>
           </w:p>
           <w:p>
@@ -6848,7 +6848,7 @@
                 <w:szCs w:val="32"/>
                 <w:rtl/>
               </w:rPr>
-              <w:t xml:space="preserve">مَتَى دَرْسُ الْعُلُومِ ؟</w:t>
+              <w:t xml:space="preserve">مَتَى دَرْسُ العُلُومِ ؟</w:t>
             </w:r>
           </w:p>
           <w:p>
@@ -6903,7 +6903,7 @@
                 <w:szCs w:val="32"/>
                 <w:rtl/>
               </w:rPr>
-              <w:t xml:space="preserve">فِي أَيِّ يَوْمٍ دَرْسُ التَّارِيخِ ؟</w:t>
+              <w:t xml:space="preserve">فِي أَيِّ يَوْمٍ دَرْسُ التَّارِيخِ ؟</w:t>
             </w:r>
           </w:p>
           <w:p>
@@ -6953,7 +6953,7 @@
                 <w:szCs w:val="32"/>
                 <w:rtl/>
               </w:rPr>
-              <w:t xml:space="preserve">كَمْ حِصَّةً عِنْدَنَا يَوْمَ الثُّلَاثَاءِ ؟</w:t>
+              <w:t xml:space="preserve">كَمْ حِصَّةً عِنْدَنَا يَوْمَ الثُّلَاثَاءِ ؟</w:t>
             </w:r>
           </w:p>
           <w:p>
@@ -7008,7 +7008,7 @@
                 <w:szCs w:val="32"/>
                 <w:rtl/>
               </w:rPr>
-              <w:t xml:space="preserve">مَا الْحِصَّةُ الْأَخِيرَةُ ؟</w:t>
+              <w:t xml:space="preserve">مَا الحِصَّةُ الأَخِيرَةُ ؟</w:t>
             </w:r>
           </w:p>
           <w:p>
@@ -7058,7 +7058,7 @@
                 <w:szCs w:val="32"/>
                 <w:rtl/>
               </w:rPr>
-              <w:t xml:space="preserve">هَلْ عِنْدَنَا دَرْسُ الْجُغْرَافْيَا الْيَوْمَ ؟</w:t>
+              <w:t xml:space="preserve">هَلْ عِنْدَنَا دَرْسُ الجُغْرَافْيَا اليَوْمَ ؟</w:t>
             </w:r>
           </w:p>
           <w:p>
@@ -7113,7 +7113,7 @@
                 <w:szCs w:val="32"/>
                 <w:rtl/>
               </w:rPr>
-              <w:t xml:space="preserve">مَتَى تَبْدَأُ الِاسْتِرَاحَةُ ؟</w:t>
+              <w:t xml:space="preserve">مَتَى تَبْدَأُ الاسْتِرَاحَةُ ؟</w:t>
             </w:r>
           </w:p>
           <w:p>
@@ -7163,7 +7163,7 @@
                 <w:szCs w:val="32"/>
                 <w:rtl/>
               </w:rPr>
-              <w:t xml:space="preserve">أَيُّ دَرْسٍ تُحِبُّ أَكْثَرَ ؟</w:t>
+              <w:t xml:space="preserve">أَيُّ دَرْسٍ تُحِبُّ أَكْثَرَ ؟</w:t>
             </w:r>
           </w:p>
           <w:p>
@@ -7335,7 +7335,7 @@
                 <w:szCs w:val="30"/>
                 <w:rtl/>
               </w:rPr>
-              <w:t xml:space="preserve">جَدْوَلِي الدِّرَاسِيُّ   —   فِي الْحِصَّةِ الْأُولَى   —   ثُمَّ   —   بَعْدَ الِاسْتِرَاحَةِ   —   لِأَنَّ   —   أُحِبُّ</w:t>
+              <w:t xml:space="preserve">جَدْوَلِي الدِّرَاسِيُّ   —   فِي الحِصَّةِ الأُولَى   —   ثُمَّ   —   بَعْدَ الاسْتِرَاحَةِ   —   لِأَنَّ   —   أُحِبُّ</w:t>
             </w:r>
           </w:p>
         </w:tc>
@@ -9858,7 +9858,7 @@
                 <w:sz w:val="19"/>
                 <w:szCs w:val="19"/>
               </w:rPr>
-              <w:t xml:space="preserve">Yer bildiren edatları ve isim tamlamasını doğru kurar; sebep bağlacı “لِأَنَّ” yapısını yerinde kullanır.</w:t>
+              <w:t xml:space="preserve">Yer bildiren edatları ve isim tamlamasını doğru kurar; sebep bağlacı “لِأَنَّ” yapısını yerinde kullanır.</w:t>
             </w:r>
           </w:p>
         </w:tc>
@@ -10370,7 +10370,7 @@
                 <w:szCs w:val="32"/>
                 <w:rtl/>
               </w:rPr>
-              <w:t xml:space="preserve">غُرْفَةُ الضُّيُوفِ</w:t>
+              <w:t xml:space="preserve">غُرْفَةُ الضُّيُوفِ</w:t>
             </w:r>
           </w:p>
           <w:p>
@@ -10420,7 +10420,7 @@
                 <w:szCs w:val="32"/>
                 <w:rtl/>
               </w:rPr>
-              <w:t xml:space="preserve">غُرْفَةُ الطَّعَامِ</w:t>
+              <w:t xml:space="preserve">غُرْفَةُ الطَّعَامِ</w:t>
             </w:r>
           </w:p>
           <w:p>
@@ -10470,7 +10470,7 @@
                 <w:szCs w:val="32"/>
                 <w:rtl/>
               </w:rPr>
-              <w:t xml:space="preserve">غُرْفَةُ النَّوْمِ</w:t>
+              <w:t xml:space="preserve">غُرْفَةُ النَّوْمِ</w:t>
             </w:r>
           </w:p>
           <w:p>
@@ -10520,7 +10520,7 @@
                 <w:szCs w:val="32"/>
                 <w:rtl/>
               </w:rPr>
-              <w:t xml:space="preserve">اَلْمَطْبَخُ</w:t>
+              <w:t xml:space="preserve">اَلمَطْبَخُ</w:t>
             </w:r>
           </w:p>
           <w:p>
@@ -10575,7 +10575,7 @@
                 <w:szCs w:val="32"/>
                 <w:rtl/>
               </w:rPr>
-              <w:t xml:space="preserve">اَلْحَمَّامُ</w:t>
+              <w:t xml:space="preserve">اَلحَمَّامُ</w:t>
             </w:r>
           </w:p>
           <w:p>
@@ -10625,7 +10625,7 @@
                 <w:szCs w:val="32"/>
                 <w:rtl/>
               </w:rPr>
-              <w:t xml:space="preserve">اَلشُّرْفَةُ</w:t>
+              <w:t xml:space="preserve">اَلشُّرْفَةُ</w:t>
             </w:r>
           </w:p>
           <w:p>
@@ -10675,7 +10675,7 @@
                 <w:szCs w:val="32"/>
                 <w:rtl/>
               </w:rPr>
-              <w:t xml:space="preserve">اَلْمَدْخَلُ</w:t>
+              <w:t xml:space="preserve">اَلمَدْخَلُ</w:t>
             </w:r>
           </w:p>
           <w:p>
@@ -10725,7 +10725,7 @@
                 <w:szCs w:val="32"/>
                 <w:rtl/>
               </w:rPr>
-              <w:t xml:space="preserve">اَلْمَمَرُّ</w:t>
+              <w:t xml:space="preserve">اَلمَمَرُّ</w:t>
             </w:r>
           </w:p>
           <w:p>
@@ -10780,7 +10780,7 @@
                 <w:szCs w:val="32"/>
                 <w:rtl/>
               </w:rPr>
-              <w:t xml:space="preserve">اَلدَّرَجُ</w:t>
+              <w:t xml:space="preserve">اَلدَّرَجُ</w:t>
             </w:r>
           </w:p>
           <w:p>
@@ -10830,7 +10830,7 @@
                 <w:szCs w:val="32"/>
                 <w:rtl/>
               </w:rPr>
-              <w:t xml:space="preserve">أُرَتِّبُ غُرْفَتِي</w:t>
+              <w:t xml:space="preserve">أُرَتِّبُ غُرْفَتِي</w:t>
             </w:r>
           </w:p>
           <w:p>
@@ -10880,7 +10880,7 @@
                 <w:szCs w:val="32"/>
                 <w:rtl/>
               </w:rPr>
-              <w:t xml:space="preserve">أَغْسِلُ الصُّحُونَ</w:t>
+              <w:t xml:space="preserve">أَغْسِلُ الصُّحُونَ</w:t>
             </w:r>
           </w:p>
           <w:p>
@@ -10930,7 +10930,7 @@
                 <w:szCs w:val="32"/>
                 <w:rtl/>
               </w:rPr>
-              <w:t xml:space="preserve">أَكْنُسُ الْأَرْضَ</w:t>
+              <w:t xml:space="preserve">أَكْنُسُ الأَرْضَ</w:t>
             </w:r>
           </w:p>
           <w:p>
@@ -11404,7 +11404,7 @@
                 <w:szCs w:val="32"/>
                 <w:rtl/>
               </w:rPr>
-              <w:t xml:space="preserve">غُرْفَةُ الضُّيُوفِ</w:t>
+              <w:t xml:space="preserve">غُرْفَةُ الضُّيُوفِ</w:t>
             </w:r>
           </w:p>
           <w:p>
@@ -11454,7 +11454,7 @@
                 <w:szCs w:val="32"/>
                 <w:rtl/>
               </w:rPr>
-              <w:t xml:space="preserve">غُرْفَةُ النَّوْمِ</w:t>
+              <w:t xml:space="preserve">غُرْفَةُ النَّوْمِ</w:t>
             </w:r>
           </w:p>
           <w:p>
@@ -11504,7 +11504,7 @@
                 <w:szCs w:val="32"/>
                 <w:rtl/>
               </w:rPr>
-              <w:t xml:space="preserve">اَلْمَطْبَخُ</w:t>
+              <w:t xml:space="preserve">اَلمَطْبَخُ</w:t>
             </w:r>
           </w:p>
           <w:p>
@@ -11554,7 +11554,7 @@
                 <w:szCs w:val="32"/>
                 <w:rtl/>
               </w:rPr>
-              <w:t xml:space="preserve">اَلْحَمَّامُ</w:t>
+              <w:t xml:space="preserve">اَلحَمَّامُ</w:t>
             </w:r>
           </w:p>
           <w:p>
@@ -11609,7 +11609,7 @@
                 <w:szCs w:val="32"/>
                 <w:rtl/>
               </w:rPr>
-              <w:t xml:space="preserve">غُرْفَةُ الطَّعَامِ</w:t>
+              <w:t xml:space="preserve">غُرْفَةُ الطَّعَامِ</w:t>
             </w:r>
           </w:p>
           <w:p>
@@ -11659,7 +11659,7 @@
                 <w:szCs w:val="32"/>
                 <w:rtl/>
               </w:rPr>
-              <w:t xml:space="preserve">اَلشُّرْفَةُ</w:t>
+              <w:t xml:space="preserve">اَلشُّرْفَةُ</w:t>
             </w:r>
           </w:p>
           <w:p>
@@ -11709,7 +11709,7 @@
                 <w:szCs w:val="32"/>
                 <w:rtl/>
               </w:rPr>
-              <w:t xml:space="preserve">اَلْمَدْخَلُ</w:t>
+              <w:t xml:space="preserve">اَلمَدْخَلُ</w:t>
             </w:r>
           </w:p>
           <w:p>
@@ -11759,7 +11759,7 @@
                 <w:szCs w:val="32"/>
                 <w:rtl/>
               </w:rPr>
-              <w:t xml:space="preserve">اَلْحَدِيقَةُ</w:t>
+              <w:t xml:space="preserve">اَلحَدِيقَةُ</w:t>
             </w:r>
           </w:p>
           <w:p>
@@ -11911,7 +11911,7 @@
                 <w:szCs w:val="30"/>
                 <w:rtl/>
               </w:rPr>
-              <w:t xml:space="preserve">بَيْتُنَا يَقَعُ فِي الطَّابِقِ الثَّالِثِ ، وَهُوَ وَاسِعٌ وَنَظِيفٌ.</w:t>
+              <w:t xml:space="preserve">بَيْتُنَا يَقَعُ فِي الطَّابِقِ الثَّالِثِ ، وَهُوَ وَاسِعٌ وَنَظِيفٌ.</w:t>
             </w:r>
           </w:p>
           <w:p>
@@ -11929,7 +11929,7 @@
                 <w:szCs w:val="30"/>
                 <w:rtl/>
               </w:rPr>
-              <w:t xml:space="preserve">فِيهِ ثَلَاثُ غُرَفٍ وَمَطْبَخٌ وَحَمَّامٌ وَشُرْفَةٌ صَغِيرَةٌ.</w:t>
+              <w:t xml:space="preserve">فِيهِ ثَلَاثُ غُرَفٍ وَمَطْبَخٌ وَحَمَّامٌ وَشُرْفَةٌ صَغِيرَةٌ.</w:t>
             </w:r>
           </w:p>
           <w:p>
@@ -11947,7 +11947,7 @@
                 <w:szCs w:val="30"/>
                 <w:rtl/>
               </w:rPr>
-              <w:t xml:space="preserve">غُرْفَتِي بَيْنَ الْمَطْبَخِ وَغُرْفَةِ الضُّيُوفِ ، وَنَافِذَتُهَا تُطِلُّ عَلَى الْحَدِيقَةِ.</w:t>
+              <w:t xml:space="preserve">غُرْفَتِي بَيْنَ المَطْبَخِ وَغُرْفَةِ الضُّيُوفِ ، وَنَافِذَتُهَا تُطِلُّ عَلَى الحَدِيقَةِ.</w:t>
             </w:r>
           </w:p>
           <w:p>
@@ -11965,7 +11965,7 @@
                 <w:szCs w:val="30"/>
                 <w:rtl/>
               </w:rPr>
-              <w:t xml:space="preserve">عَلَى يَمِينِ الْمَدْخَلِ مَمَرٌّ طَوِيلٌ ، وَفِي آخِرِهِ غُرْفَةُ الطَّعَامِ.</w:t>
+              <w:t xml:space="preserve">عَلَى يَمِينِ المَدْخَلِ مَمَرٌّ طَوِيلٌ ، وَفِي آخِرِهِ غُرْفَةُ الطَّعَامِ.</w:t>
             </w:r>
           </w:p>
           <w:p>
@@ -11983,7 +11983,7 @@
                 <w:szCs w:val="30"/>
                 <w:rtl/>
               </w:rPr>
-              <w:t xml:space="preserve">أُرَتِّبُ غُرْفَتِي كُلَّ صَبَاحٍ ، ثُمَّ أُسَاعِدُ أُمِّي فِي الْمَطْبَخِ.</w:t>
+              <w:t xml:space="preserve">أُرَتِّبُ غُرْفَتِي كُلَّ صَبَاحٍ ، ثُمَّ أُسَاعِدُ أُمِّي فِي المَطْبَخِ.</w:t>
             </w:r>
           </w:p>
           <w:p>
@@ -12001,7 +12001,7 @@
                 <w:szCs w:val="30"/>
                 <w:rtl/>
               </w:rPr>
-              <w:t xml:space="preserve">أُحِبُّ بَيْتَنَا لِأَنَّ أُسْرَتِي كُلَّهَا فِيهِ.</w:t>
+              <w:t xml:space="preserve">أُحِبُّ بَيْتَنَا لِأَنَّ أُسْرَتِي كُلَّهَا فِيهِ.</w:t>
             </w:r>
           </w:p>
         </w:tc>
@@ -12154,7 +12154,7 @@
                 <w:szCs w:val="30"/>
                 <w:rtl/>
               </w:rPr>
-              <w:t xml:space="preserve">بَيْتُنَا   —   يَقَعُ فِي   —   عَلَى الْيَمِينِ   —   عَلَى الْيَسَارِ   —   بَيْنَ   —   ثُمَّ   —   لِأَنَّ   —   أُسَاعِدُ</w:t>
+              <w:t xml:space="preserve">بَيْتُنَا   —   يَقَعُ فِي   —   عَلَى اليَمِينِ   —   عَلَى اليَسَارِ   —   بَيْنَ   —   ثُمَّ   —   لِأَنَّ   —   أُسَاعِدُ</w:t>
             </w:r>
           </w:p>
         </w:tc>

--- a/dosyalar/etkinlikler/9-sinif/arapca-9-sinif-etkinlikler.docx
+++ b/dosyalar/etkinlikler/9-sinif/arapca-9-sinif-etkinlikler.docx
@@ -4311,7 +4311,7 @@
             </w:pPr>
             <w:r>
               <w:rPr>
-                <w:rFonts w:ascii="Markazi Text" w:cs="Markazi Text" w:eastAsia="Markazi Text" w:hAnsi="Markazi Text"/>
+                <w:rFonts w:ascii="Arakom" w:cs="Arakom" w:eastAsia="Arakom" w:hAnsi="Arakom"/>
                 <w:b w:val="false"/>
                 <w:bCs w:val="false"/>
                 <w:color w:val="111111"/>
@@ -4361,7 +4361,7 @@
             </w:pPr>
             <w:r>
               <w:rPr>
-                <w:rFonts w:ascii="Markazi Text" w:cs="Markazi Text" w:eastAsia="Markazi Text" w:hAnsi="Markazi Text"/>
+                <w:rFonts w:ascii="Arakom" w:cs="Arakom" w:eastAsia="Arakom" w:hAnsi="Arakom"/>
                 <w:b w:val="false"/>
                 <w:bCs w:val="false"/>
                 <w:color w:val="111111"/>
@@ -4411,7 +4411,7 @@
             </w:pPr>
             <w:r>
               <w:rPr>
-                <w:rFonts w:ascii="Markazi Text" w:cs="Markazi Text" w:eastAsia="Markazi Text" w:hAnsi="Markazi Text"/>
+                <w:rFonts w:ascii="Arakom" w:cs="Arakom" w:eastAsia="Arakom" w:hAnsi="Arakom"/>
                 <w:b w:val="false"/>
                 <w:bCs w:val="false"/>
                 <w:color w:val="111111"/>
@@ -4461,7 +4461,7 @@
             </w:pPr>
             <w:r>
               <w:rPr>
-                <w:rFonts w:ascii="Markazi Text" w:cs="Markazi Text" w:eastAsia="Markazi Text" w:hAnsi="Markazi Text"/>
+                <w:rFonts w:ascii="Arakom" w:cs="Arakom" w:eastAsia="Arakom" w:hAnsi="Arakom"/>
                 <w:b w:val="false"/>
                 <w:bCs w:val="false"/>
                 <w:color w:val="111111"/>
@@ -4516,7 +4516,7 @@
             </w:pPr>
             <w:r>
               <w:rPr>
-                <w:rFonts w:ascii="Markazi Text" w:cs="Markazi Text" w:eastAsia="Markazi Text" w:hAnsi="Markazi Text"/>
+                <w:rFonts w:ascii="Arakom" w:cs="Arakom" w:eastAsia="Arakom" w:hAnsi="Arakom"/>
                 <w:b w:val="false"/>
                 <w:bCs w:val="false"/>
                 <w:color w:val="111111"/>
@@ -4566,7 +4566,7 @@
             </w:pPr>
             <w:r>
               <w:rPr>
-                <w:rFonts w:ascii="Markazi Text" w:cs="Markazi Text" w:eastAsia="Markazi Text" w:hAnsi="Markazi Text"/>
+                <w:rFonts w:ascii="Arakom" w:cs="Arakom" w:eastAsia="Arakom" w:hAnsi="Arakom"/>
                 <w:b w:val="false"/>
                 <w:bCs w:val="false"/>
                 <w:color w:val="111111"/>
@@ -4616,7 +4616,7 @@
             </w:pPr>
             <w:r>
               <w:rPr>
-                <w:rFonts w:ascii="Markazi Text" w:cs="Markazi Text" w:eastAsia="Markazi Text" w:hAnsi="Markazi Text"/>
+                <w:rFonts w:ascii="Arakom" w:cs="Arakom" w:eastAsia="Arakom" w:hAnsi="Arakom"/>
                 <w:b w:val="false"/>
                 <w:bCs w:val="false"/>
                 <w:color w:val="111111"/>
@@ -4666,7 +4666,7 @@
             </w:pPr>
             <w:r>
               <w:rPr>
-                <w:rFonts w:ascii="Markazi Text" w:cs="Markazi Text" w:eastAsia="Markazi Text" w:hAnsi="Markazi Text"/>
+                <w:rFonts w:ascii="Arakom" w:cs="Arakom" w:eastAsia="Arakom" w:hAnsi="Arakom"/>
                 <w:b w:val="false"/>
                 <w:bCs w:val="false"/>
                 <w:color w:val="111111"/>
@@ -4721,7 +4721,7 @@
             </w:pPr>
             <w:r>
               <w:rPr>
-                <w:rFonts w:ascii="Markazi Text" w:cs="Markazi Text" w:eastAsia="Markazi Text" w:hAnsi="Markazi Text"/>
+                <w:rFonts w:ascii="Arakom" w:cs="Arakom" w:eastAsia="Arakom" w:hAnsi="Arakom"/>
                 <w:b w:val="false"/>
                 <w:bCs w:val="false"/>
                 <w:color w:val="111111"/>
@@ -4771,7 +4771,7 @@
             </w:pPr>
             <w:r>
               <w:rPr>
-                <w:rFonts w:ascii="Markazi Text" w:cs="Markazi Text" w:eastAsia="Markazi Text" w:hAnsi="Markazi Text"/>
+                <w:rFonts w:ascii="Arakom" w:cs="Arakom" w:eastAsia="Arakom" w:hAnsi="Arakom"/>
                 <w:b w:val="false"/>
                 <w:bCs w:val="false"/>
                 <w:color w:val="111111"/>
@@ -4821,7 +4821,7 @@
             </w:pPr>
             <w:r>
               <w:rPr>
-                <w:rFonts w:ascii="Markazi Text" w:cs="Markazi Text" w:eastAsia="Markazi Text" w:hAnsi="Markazi Text"/>
+                <w:rFonts w:ascii="Arakom" w:cs="Arakom" w:eastAsia="Arakom" w:hAnsi="Arakom"/>
                 <w:b w:val="false"/>
                 <w:bCs w:val="false"/>
                 <w:color w:val="111111"/>
@@ -4871,7 +4871,7 @@
             </w:pPr>
             <w:r>
               <w:rPr>
-                <w:rFonts w:ascii="Markazi Text" w:cs="Markazi Text" w:eastAsia="Markazi Text" w:hAnsi="Markazi Text"/>
+                <w:rFonts w:ascii="Arakom" w:cs="Arakom" w:eastAsia="Arakom" w:hAnsi="Arakom"/>
                 <w:b w:val="false"/>
                 <w:bCs w:val="false"/>
                 <w:color w:val="111111"/>
@@ -5340,7 +5340,7 @@
             </w:pPr>
             <w:r>
               <w:rPr>
-                <w:rFonts w:ascii="Markazi Text" w:cs="Markazi Text" w:eastAsia="Markazi Text" w:hAnsi="Markazi Text"/>
+                <w:rFonts w:ascii="Arakom" w:cs="Arakom" w:eastAsia="Arakom" w:hAnsi="Arakom"/>
                 <w:b/>
                 <w:bCs/>
                 <w:color w:val="111111"/>
@@ -5358,7 +5358,7 @@
             </w:pPr>
             <w:r>
               <w:rPr>
-                <w:rFonts w:ascii="Markazi Text" w:cs="Markazi Text" w:eastAsia="Markazi Text" w:hAnsi="Markazi Text"/>
+                <w:rFonts w:ascii="Arakom" w:cs="Arakom" w:eastAsia="Arakom" w:hAnsi="Arakom"/>
                 <w:b w:val="false"/>
                 <w:bCs w:val="false"/>
                 <w:color w:val="111111"/>
@@ -5376,7 +5376,7 @@
             </w:pPr>
             <w:r>
               <w:rPr>
-                <w:rFonts w:ascii="Markazi Text" w:cs="Markazi Text" w:eastAsia="Markazi Text" w:hAnsi="Markazi Text"/>
+                <w:rFonts w:ascii="Arakom" w:cs="Arakom" w:eastAsia="Arakom" w:hAnsi="Arakom"/>
                 <w:b w:val="false"/>
                 <w:bCs w:val="false"/>
                 <w:color w:val="111111"/>
@@ -5394,7 +5394,7 @@
             </w:pPr>
             <w:r>
               <w:rPr>
-                <w:rFonts w:ascii="Markazi Text" w:cs="Markazi Text" w:eastAsia="Markazi Text" w:hAnsi="Markazi Text"/>
+                <w:rFonts w:ascii="Arakom" w:cs="Arakom" w:eastAsia="Arakom" w:hAnsi="Arakom"/>
                 <w:b w:val="false"/>
                 <w:bCs w:val="false"/>
                 <w:color w:val="111111"/>
@@ -5412,7 +5412,7 @@
             </w:pPr>
             <w:r>
               <w:rPr>
-                <w:rFonts w:ascii="Markazi Text" w:cs="Markazi Text" w:eastAsia="Markazi Text" w:hAnsi="Markazi Text"/>
+                <w:rFonts w:ascii="Arakom" w:cs="Arakom" w:eastAsia="Arakom" w:hAnsi="Arakom"/>
                 <w:b w:val="false"/>
                 <w:bCs w:val="false"/>
                 <w:color w:val="111111"/>
@@ -5430,7 +5430,7 @@
             </w:pPr>
             <w:r>
               <w:rPr>
-                <w:rFonts w:ascii="Markazi Text" w:cs="Markazi Text" w:eastAsia="Markazi Text" w:hAnsi="Markazi Text"/>
+                <w:rFonts w:ascii="Arakom" w:cs="Arakom" w:eastAsia="Arakom" w:hAnsi="Arakom"/>
                 <w:b w:val="false"/>
                 <w:bCs w:val="false"/>
                 <w:color w:val="111111"/>
@@ -5448,7 +5448,7 @@
             </w:pPr>
             <w:r>
               <w:rPr>
-                <w:rFonts w:ascii="Markazi Text" w:cs="Markazi Text" w:eastAsia="Markazi Text" w:hAnsi="Markazi Text"/>
+                <w:rFonts w:ascii="Arakom" w:cs="Arakom" w:eastAsia="Arakom" w:hAnsi="Arakom"/>
                 <w:b w:val="false"/>
                 <w:bCs w:val="false"/>
                 <w:color w:val="111111"/>
@@ -5466,7 +5466,7 @@
             </w:pPr>
             <w:r>
               <w:rPr>
-                <w:rFonts w:ascii="Markazi Text" w:cs="Markazi Text" w:eastAsia="Markazi Text" w:hAnsi="Markazi Text"/>
+                <w:rFonts w:ascii="Arakom" w:cs="Arakom" w:eastAsia="Arakom" w:hAnsi="Arakom"/>
                 <w:b w:val="false"/>
                 <w:bCs w:val="false"/>
                 <w:color w:val="111111"/>
@@ -6790,7 +6790,7 @@
             </w:pPr>
             <w:r>
               <w:rPr>
-                <w:rFonts w:ascii="Markazi Text" w:cs="Markazi Text" w:eastAsia="Markazi Text" w:hAnsi="Markazi Text"/>
+                <w:rFonts w:ascii="Arakom" w:cs="Arakom" w:eastAsia="Arakom" w:hAnsi="Arakom"/>
                 <w:b w:val="false"/>
                 <w:bCs w:val="false"/>
                 <w:color w:val="111111"/>
@@ -6840,7 +6840,7 @@
             </w:pPr>
             <w:r>
               <w:rPr>
-                <w:rFonts w:ascii="Markazi Text" w:cs="Markazi Text" w:eastAsia="Markazi Text" w:hAnsi="Markazi Text"/>
+                <w:rFonts w:ascii="Arakom" w:cs="Arakom" w:eastAsia="Arakom" w:hAnsi="Arakom"/>
                 <w:b w:val="false"/>
                 <w:bCs w:val="false"/>
                 <w:color w:val="111111"/>
@@ -6895,7 +6895,7 @@
             </w:pPr>
             <w:r>
               <w:rPr>
-                <w:rFonts w:ascii="Markazi Text" w:cs="Markazi Text" w:eastAsia="Markazi Text" w:hAnsi="Markazi Text"/>
+                <w:rFonts w:ascii="Arakom" w:cs="Arakom" w:eastAsia="Arakom" w:hAnsi="Arakom"/>
                 <w:b w:val="false"/>
                 <w:bCs w:val="false"/>
                 <w:color w:val="111111"/>
@@ -6945,7 +6945,7 @@
             </w:pPr>
             <w:r>
               <w:rPr>
-                <w:rFonts w:ascii="Markazi Text" w:cs="Markazi Text" w:eastAsia="Markazi Text" w:hAnsi="Markazi Text"/>
+                <w:rFonts w:ascii="Arakom" w:cs="Arakom" w:eastAsia="Arakom" w:hAnsi="Arakom"/>
                 <w:b w:val="false"/>
                 <w:bCs w:val="false"/>
                 <w:color w:val="111111"/>
@@ -7000,7 +7000,7 @@
             </w:pPr>
             <w:r>
               <w:rPr>
-                <w:rFonts w:ascii="Markazi Text" w:cs="Markazi Text" w:eastAsia="Markazi Text" w:hAnsi="Markazi Text"/>
+                <w:rFonts w:ascii="Arakom" w:cs="Arakom" w:eastAsia="Arakom" w:hAnsi="Arakom"/>
                 <w:b w:val="false"/>
                 <w:bCs w:val="false"/>
                 <w:color w:val="111111"/>
@@ -7050,7 +7050,7 @@
             </w:pPr>
             <w:r>
               <w:rPr>
-                <w:rFonts w:ascii="Markazi Text" w:cs="Markazi Text" w:eastAsia="Markazi Text" w:hAnsi="Markazi Text"/>
+                <w:rFonts w:ascii="Arakom" w:cs="Arakom" w:eastAsia="Arakom" w:hAnsi="Arakom"/>
                 <w:b w:val="false"/>
                 <w:bCs w:val="false"/>
                 <w:color w:val="111111"/>
@@ -7105,7 +7105,7 @@
             </w:pPr>
             <w:r>
               <w:rPr>
-                <w:rFonts w:ascii="Markazi Text" w:cs="Markazi Text" w:eastAsia="Markazi Text" w:hAnsi="Markazi Text"/>
+                <w:rFonts w:ascii="Arakom" w:cs="Arakom" w:eastAsia="Arakom" w:hAnsi="Arakom"/>
                 <w:b w:val="false"/>
                 <w:bCs w:val="false"/>
                 <w:color w:val="111111"/>
@@ -7155,7 +7155,7 @@
             </w:pPr>
             <w:r>
               <w:rPr>
-                <w:rFonts w:ascii="Markazi Text" w:cs="Markazi Text" w:eastAsia="Markazi Text" w:hAnsi="Markazi Text"/>
+                <w:rFonts w:ascii="Arakom" w:cs="Arakom" w:eastAsia="Arakom" w:hAnsi="Arakom"/>
                 <w:b w:val="false"/>
                 <w:bCs w:val="false"/>
                 <w:color w:val="111111"/>
@@ -7327,7 +7327,7 @@
             </w:pPr>
             <w:r>
               <w:rPr>
-                <w:rFonts w:ascii="Markazi Text" w:cs="Markazi Text" w:eastAsia="Markazi Text" w:hAnsi="Markazi Text"/>
+                <w:rFonts w:ascii="Arakom" w:cs="Arakom" w:eastAsia="Arakom" w:hAnsi="Arakom"/>
                 <w:b w:val="false"/>
                 <w:bCs w:val="false"/>
                 <w:color w:val="111111"/>
@@ -10362,7 +10362,7 @@
             </w:pPr>
             <w:r>
               <w:rPr>
-                <w:rFonts w:ascii="Markazi Text" w:cs="Markazi Text" w:eastAsia="Markazi Text" w:hAnsi="Markazi Text"/>
+                <w:rFonts w:ascii="Arakom" w:cs="Arakom" w:eastAsia="Arakom" w:hAnsi="Arakom"/>
                 <w:b w:val="false"/>
                 <w:bCs w:val="false"/>
                 <w:color w:val="111111"/>
@@ -10412,7 +10412,7 @@
             </w:pPr>
             <w:r>
               <w:rPr>
-                <w:rFonts w:ascii="Markazi Text" w:cs="Markazi Text" w:eastAsia="Markazi Text" w:hAnsi="Markazi Text"/>
+                <w:rFonts w:ascii="Arakom" w:cs="Arakom" w:eastAsia="Arakom" w:hAnsi="Arakom"/>
                 <w:b w:val="false"/>
                 <w:bCs w:val="false"/>
                 <w:color w:val="111111"/>
@@ -10462,7 +10462,7 @@
             </w:pPr>
             <w:r>
               <w:rPr>
-                <w:rFonts w:ascii="Markazi Text" w:cs="Markazi Text" w:eastAsia="Markazi Text" w:hAnsi="Markazi Text"/>
+                <w:rFonts w:ascii="Arakom" w:cs="Arakom" w:eastAsia="Arakom" w:hAnsi="Arakom"/>
                 <w:b w:val="false"/>
                 <w:bCs w:val="false"/>
                 <w:color w:val="111111"/>
@@ -10512,7 +10512,7 @@
             </w:pPr>
             <w:r>
               <w:rPr>
-                <w:rFonts w:ascii="Markazi Text" w:cs="Markazi Text" w:eastAsia="Markazi Text" w:hAnsi="Markazi Text"/>
+                <w:rFonts w:ascii="Arakom" w:cs="Arakom" w:eastAsia="Arakom" w:hAnsi="Arakom"/>
                 <w:b w:val="false"/>
                 <w:bCs w:val="false"/>
                 <w:color w:val="111111"/>
@@ -10567,7 +10567,7 @@
             </w:pPr>
             <w:r>
               <w:rPr>
-                <w:rFonts w:ascii="Markazi Text" w:cs="Markazi Text" w:eastAsia="Markazi Text" w:hAnsi="Markazi Text"/>
+                <w:rFonts w:ascii="Arakom" w:cs="Arakom" w:eastAsia="Arakom" w:hAnsi="Arakom"/>
                 <w:b w:val="false"/>
                 <w:bCs w:val="false"/>
                 <w:color w:val="111111"/>
@@ -10617,7 +10617,7 @@
             </w:pPr>
             <w:r>
               <w:rPr>
-                <w:rFonts w:ascii="Markazi Text" w:cs="Markazi Text" w:eastAsia="Markazi Text" w:hAnsi="Markazi Text"/>
+                <w:rFonts w:ascii="Arakom" w:cs="Arakom" w:eastAsia="Arakom" w:hAnsi="Arakom"/>
                 <w:b w:val="false"/>
                 <w:bCs w:val="false"/>
                 <w:color w:val="111111"/>
@@ -10667,7 +10667,7 @@
             </w:pPr>
             <w:r>
               <w:rPr>
-                <w:rFonts w:ascii="Markazi Text" w:cs="Markazi Text" w:eastAsia="Markazi Text" w:hAnsi="Markazi Text"/>
+                <w:rFonts w:ascii="Arakom" w:cs="Arakom" w:eastAsia="Arakom" w:hAnsi="Arakom"/>
                 <w:b w:val="false"/>
                 <w:bCs w:val="false"/>
                 <w:color w:val="111111"/>
@@ -10717,7 +10717,7 @@
             </w:pPr>
             <w:r>
               <w:rPr>
-                <w:rFonts w:ascii="Markazi Text" w:cs="Markazi Text" w:eastAsia="Markazi Text" w:hAnsi="Markazi Text"/>
+                <w:rFonts w:ascii="Arakom" w:cs="Arakom" w:eastAsia="Arakom" w:hAnsi="Arakom"/>
                 <w:b w:val="false"/>
                 <w:bCs w:val="false"/>
                 <w:color w:val="111111"/>
@@ -10772,7 +10772,7 @@
             </w:pPr>
             <w:r>
               <w:rPr>
-                <w:rFonts w:ascii="Markazi Text" w:cs="Markazi Text" w:eastAsia="Markazi Text" w:hAnsi="Markazi Text"/>
+                <w:rFonts w:ascii="Arakom" w:cs="Arakom" w:eastAsia="Arakom" w:hAnsi="Arakom"/>
                 <w:b w:val="false"/>
                 <w:bCs w:val="false"/>
                 <w:color w:val="111111"/>
@@ -10822,7 +10822,7 @@
             </w:pPr>
             <w:r>
               <w:rPr>
-                <w:rFonts w:ascii="Markazi Text" w:cs="Markazi Text" w:eastAsia="Markazi Text" w:hAnsi="Markazi Text"/>
+                <w:rFonts w:ascii="Arakom" w:cs="Arakom" w:eastAsia="Arakom" w:hAnsi="Arakom"/>
                 <w:b w:val="false"/>
                 <w:bCs w:val="false"/>
                 <w:color w:val="111111"/>
@@ -10872,7 +10872,7 @@
             </w:pPr>
             <w:r>
               <w:rPr>
-                <w:rFonts w:ascii="Markazi Text" w:cs="Markazi Text" w:eastAsia="Markazi Text" w:hAnsi="Markazi Text"/>
+                <w:rFonts w:ascii="Arakom" w:cs="Arakom" w:eastAsia="Arakom" w:hAnsi="Arakom"/>
                 <w:b w:val="false"/>
                 <w:bCs w:val="false"/>
                 <w:color w:val="111111"/>
@@ -10922,7 +10922,7 @@
             </w:pPr>
             <w:r>
               <w:rPr>
-                <w:rFonts w:ascii="Markazi Text" w:cs="Markazi Text" w:eastAsia="Markazi Text" w:hAnsi="Markazi Text"/>
+                <w:rFonts w:ascii="Arakom" w:cs="Arakom" w:eastAsia="Arakom" w:hAnsi="Arakom"/>
                 <w:b w:val="false"/>
                 <w:bCs w:val="false"/>
                 <w:color w:val="111111"/>
@@ -11396,7 +11396,7 @@
             </w:pPr>
             <w:r>
               <w:rPr>
-                <w:rFonts w:ascii="Markazi Text" w:cs="Markazi Text" w:eastAsia="Markazi Text" w:hAnsi="Markazi Text"/>
+                <w:rFonts w:ascii="Arakom" w:cs="Arakom" w:eastAsia="Arakom" w:hAnsi="Arakom"/>
                 <w:b w:val="false"/>
                 <w:bCs w:val="false"/>
                 <w:color w:val="111111"/>
@@ -11446,7 +11446,7 @@
             </w:pPr>
             <w:r>
               <w:rPr>
-                <w:rFonts w:ascii="Markazi Text" w:cs="Markazi Text" w:eastAsia="Markazi Text" w:hAnsi="Markazi Text"/>
+                <w:rFonts w:ascii="Arakom" w:cs="Arakom" w:eastAsia="Arakom" w:hAnsi="Arakom"/>
                 <w:b w:val="false"/>
                 <w:bCs w:val="false"/>
                 <w:color w:val="111111"/>
@@ -11496,7 +11496,7 @@
             </w:pPr>
             <w:r>
               <w:rPr>
-                <w:rFonts w:ascii="Markazi Text" w:cs="Markazi Text" w:eastAsia="Markazi Text" w:hAnsi="Markazi Text"/>
+                <w:rFonts w:ascii="Arakom" w:cs="Arakom" w:eastAsia="Arakom" w:hAnsi="Arakom"/>
                 <w:b w:val="false"/>
                 <w:bCs w:val="false"/>
                 <w:color w:val="111111"/>
@@ -11546,7 +11546,7 @@
             </w:pPr>
             <w:r>
               <w:rPr>
-                <w:rFonts w:ascii="Markazi Text" w:cs="Markazi Text" w:eastAsia="Markazi Text" w:hAnsi="Markazi Text"/>
+                <w:rFonts w:ascii="Arakom" w:cs="Arakom" w:eastAsia="Arakom" w:hAnsi="Arakom"/>
                 <w:b w:val="false"/>
                 <w:bCs w:val="false"/>
                 <w:color w:val="111111"/>
@@ -11601,7 +11601,7 @@
             </w:pPr>
             <w:r>
               <w:rPr>
-                <w:rFonts w:ascii="Markazi Text" w:cs="Markazi Text" w:eastAsia="Markazi Text" w:hAnsi="Markazi Text"/>
+                <w:rFonts w:ascii="Arakom" w:cs="Arakom" w:eastAsia="Arakom" w:hAnsi="Arakom"/>
                 <w:b w:val="false"/>
                 <w:bCs w:val="false"/>
                 <w:color w:val="111111"/>
@@ -11651,7 +11651,7 @@
             </w:pPr>
             <w:r>
               <w:rPr>
-                <w:rFonts w:ascii="Markazi Text" w:cs="Markazi Text" w:eastAsia="Markazi Text" w:hAnsi="Markazi Text"/>
+                <w:rFonts w:ascii="Arakom" w:cs="Arakom" w:eastAsia="Arakom" w:hAnsi="Arakom"/>
                 <w:b w:val="false"/>
                 <w:bCs w:val="false"/>
                 <w:color w:val="111111"/>
@@ -11701,7 +11701,7 @@
             </w:pPr>
             <w:r>
               <w:rPr>
-                <w:rFonts w:ascii="Markazi Text" w:cs="Markazi Text" w:eastAsia="Markazi Text" w:hAnsi="Markazi Text"/>
+                <w:rFonts w:ascii="Arakom" w:cs="Arakom" w:eastAsia="Arakom" w:hAnsi="Arakom"/>
                 <w:b w:val="false"/>
                 <w:bCs w:val="false"/>
                 <w:color w:val="111111"/>
@@ -11751,7 +11751,7 @@
             </w:pPr>
             <w:r>
               <w:rPr>
-                <w:rFonts w:ascii="Markazi Text" w:cs="Markazi Text" w:eastAsia="Markazi Text" w:hAnsi="Markazi Text"/>
+                <w:rFonts w:ascii="Arakom" w:cs="Arakom" w:eastAsia="Arakom" w:hAnsi="Arakom"/>
                 <w:b w:val="false"/>
                 <w:bCs w:val="false"/>
                 <w:color w:val="111111"/>
@@ -11885,7 +11885,7 @@
             </w:pPr>
             <w:r>
               <w:rPr>
-                <w:rFonts w:ascii="Markazi Text" w:cs="Markazi Text" w:eastAsia="Markazi Text" w:hAnsi="Markazi Text"/>
+                <w:rFonts w:ascii="Arakom" w:cs="Arakom" w:eastAsia="Arakom" w:hAnsi="Arakom"/>
                 <w:b/>
                 <w:bCs/>
                 <w:color w:val="111111"/>
@@ -11903,7 +11903,7 @@
             </w:pPr>
             <w:r>
               <w:rPr>
-                <w:rFonts w:ascii="Markazi Text" w:cs="Markazi Text" w:eastAsia="Markazi Text" w:hAnsi="Markazi Text"/>
+                <w:rFonts w:ascii="Arakom" w:cs="Arakom" w:eastAsia="Arakom" w:hAnsi="Arakom"/>
                 <w:b w:val="false"/>
                 <w:bCs w:val="false"/>
                 <w:color w:val="111111"/>
@@ -11921,7 +11921,7 @@
             </w:pPr>
             <w:r>
               <w:rPr>
-                <w:rFonts w:ascii="Markazi Text" w:cs="Markazi Text" w:eastAsia="Markazi Text" w:hAnsi="Markazi Text"/>
+                <w:rFonts w:ascii="Arakom" w:cs="Arakom" w:eastAsia="Arakom" w:hAnsi="Arakom"/>
                 <w:b w:val="false"/>
                 <w:bCs w:val="false"/>
                 <w:color w:val="111111"/>
@@ -11939,7 +11939,7 @@
             </w:pPr>
             <w:r>
               <w:rPr>
-                <w:rFonts w:ascii="Markazi Text" w:cs="Markazi Text" w:eastAsia="Markazi Text" w:hAnsi="Markazi Text"/>
+                <w:rFonts w:ascii="Arakom" w:cs="Arakom" w:eastAsia="Arakom" w:hAnsi="Arakom"/>
                 <w:b w:val="false"/>
                 <w:bCs w:val="false"/>
                 <w:color w:val="111111"/>
@@ -11957,7 +11957,7 @@
             </w:pPr>
             <w:r>
               <w:rPr>
-                <w:rFonts w:ascii="Markazi Text" w:cs="Markazi Text" w:eastAsia="Markazi Text" w:hAnsi="Markazi Text"/>
+                <w:rFonts w:ascii="Arakom" w:cs="Arakom" w:eastAsia="Arakom" w:hAnsi="Arakom"/>
                 <w:b w:val="false"/>
                 <w:bCs w:val="false"/>
                 <w:color w:val="111111"/>
@@ -11975,7 +11975,7 @@
             </w:pPr>
             <w:r>
               <w:rPr>
-                <w:rFonts w:ascii="Markazi Text" w:cs="Markazi Text" w:eastAsia="Markazi Text" w:hAnsi="Markazi Text"/>
+                <w:rFonts w:ascii="Arakom" w:cs="Arakom" w:eastAsia="Arakom" w:hAnsi="Arakom"/>
                 <w:b w:val="false"/>
                 <w:bCs w:val="false"/>
                 <w:color w:val="111111"/>
@@ -11993,7 +11993,7 @@
             </w:pPr>
             <w:r>
               <w:rPr>
-                <w:rFonts w:ascii="Markazi Text" w:cs="Markazi Text" w:eastAsia="Markazi Text" w:hAnsi="Markazi Text"/>
+                <w:rFonts w:ascii="Arakom" w:cs="Arakom" w:eastAsia="Arakom" w:hAnsi="Arakom"/>
                 <w:b w:val="false"/>
                 <w:bCs w:val="false"/>
                 <w:color w:val="111111"/>
@@ -12146,7 +12146,7 @@
             </w:pPr>
             <w:r>
               <w:rPr>
-                <w:rFonts w:ascii="Markazi Text" w:cs="Markazi Text" w:eastAsia="Markazi Text" w:hAnsi="Markazi Text"/>
+                <w:rFonts w:ascii="Arakom" w:cs="Arakom" w:eastAsia="Arakom" w:hAnsi="Arakom"/>
                 <w:b w:val="false"/>
                 <w:bCs w:val="false"/>
                 <w:color w:val="111111"/>
